--- a/Gestor_de_Inventarios/tarifarios/Tarifario_Chamarras_2026.docx
+++ b/Gestor_de_Inventarios/tarifarios/Tarifario_Chamarras_2026.docx
@@ -68,7 +68,7 @@
                 <w:color w:val="9DC3E6"/>
                 <w:sz w:val="18"/>
               </w:rPr>
-              <w:t>Actualizado: Abril 2026</w:t>
+              <w:t>Actualizado: Julio 2026 · precios del sistema</w:t>
             </w:r>
           </w:p>
         </w:tc>
@@ -77,6 +77,56 @@
     <w:p>
       <w:pPr>
         <w:spacing w:before="0" w:after="120"/>
+      </w:pPr>
+    </w:p>
+    <w:tbl>
+      <w:tblPr>
+        <w:tblW w:type="auto" w:w="0"/>
+        <w:tblLook w:firstColumn="1" w:firstRow="1" w:lastColumn="0" w:lastRow="0" w:noHBand="0" w:noVBand="1" w:val="04A0"/>
+        <w:tblBorders>
+          <w:top w:val="none"/>
+          <w:left w:val="none"/>
+          <w:bottom w:val="none"/>
+          <w:right w:val="none"/>
+          <w:insideH w:val="none"/>
+          <w:insideV w:val="none"/>
+        </w:tblBorders>
+      </w:tblPr>
+      <w:tblGrid>
+        <w:gridCol w:w="15364"/>
+      </w:tblGrid>
+      <w:tr>
+        <w:tc>
+          <w:tcPr>
+            <w:tcW w:type="dxa" w:w="15364"/>
+            <w:shd w:val="clear" w:color="auto" w:fill="2E6FBF"/>
+            <w:tcMar>
+              <w:top w:w="80" w:type="dxa"/>
+              <w:bottom w:w="80" w:type="dxa"/>
+              <w:left w:w="180" w:type="dxa"/>
+              <w:right w:w="180" w:type="dxa"/>
+            </w:tcMar>
+          </w:tcPr>
+          <w:p>
+            <w:pPr>
+              <w:spacing w:before="0" w:after="0"/>
+              <w:jc w:val="left"/>
+            </w:pPr>
+            <w:r>
+              <w:rPr>
+                <w:b/>
+                <w:color w:val="FFFFFF"/>
+                <w:sz w:val="22"/>
+              </w:rPr>
+              <w:t>Precios generales</w:t>
+            </w:r>
+          </w:p>
+        </w:tc>
+      </w:tr>
+    </w:tbl>
+    <w:p>
+      <w:pPr>
+        <w:spacing w:before="0" w:after="40"/>
       </w:pPr>
     </w:p>
     <w:tbl>
@@ -94,14 +144,13 @@
         </w:tblBorders>
       </w:tblPr>
       <w:tblGrid>
-        <w:gridCol w:w="5121"/>
-        <w:gridCol w:w="5121"/>
-        <w:gridCol w:w="5121"/>
+        <w:gridCol w:w="7682"/>
+        <w:gridCol w:w="7682"/>
       </w:tblGrid>
       <w:tr>
         <w:tc>
           <w:tcPr>
-            <w:tcW w:type="dxa" w:w="5121"/>
+            <w:tcW w:type="dxa" w:w="7682"/>
             <w:tcMar>
               <w:top w:w="0" w:type="dxa"/>
               <w:bottom w:w="0" w:type="dxa"/>
@@ -124,12 +173,12 @@
               </w:tblBorders>
             </w:tblPr>
             <w:tblGrid>
-              <w:gridCol w:w="5121"/>
+              <w:gridCol w:w="7682"/>
             </w:tblGrid>
             <w:tr>
               <w:tc>
                 <w:tcPr>
-                  <w:tcW w:type="dxa" w:w="5121"/>
+                  <w:tcW w:type="dxa" w:w="7682"/>
                   <w:shd w:val="clear" w:color="auto" w:fill="2E6FBF"/>
                   <w:tcMar>
                     <w:top w:w="70" w:type="dxa"/>
@@ -149,7 +198,7 @@
                       <w:color w:val="FFFFFF"/>
                       <w:sz w:val="20"/>
                     </w:rPr>
-                    <w:t>Deportiva (Con Escudo)</w:t>
+                    <w:t>Básica Liso</w:t>
                   </w:r>
                 </w:p>
               </w:tc>
@@ -163,14 +212,13 @@
               <w:tblLook w:firstColumn="1" w:firstRow="1" w:lastColumn="0" w:lastRow="0" w:noHBand="0" w:noVBand="1" w:val="04A0"/>
             </w:tblPr>
             <w:tblGrid>
-              <w:gridCol w:w="1707"/>
-              <w:gridCol w:w="1707"/>
-              <w:gridCol w:w="1707"/>
+              <w:gridCol w:w="3841"/>
+              <w:gridCol w:w="3841"/>
             </w:tblGrid>
             <w:tr>
               <w:tc>
                 <w:tcPr>
-                  <w:tcW w:type="dxa" w:w="1707"/>
+                  <w:tcW w:type="dxa" w:w="3841"/>
                   <w:shd w:val="clear" w:color="auto" w:fill="D6E8F7"/>
                   <w:tcMar>
                     <w:top w:w="50" w:type="dxa"/>
@@ -190,39 +238,13 @@
                       <w:color w:val="2E6FBF"/>
                       <w:sz w:val="17"/>
                     </w:rPr>
-                    <w:t>Nivel</w:t>
-                  </w:r>
-                </w:p>
-              </w:tc>
-              <w:tc>
-                <w:tcPr>
-                  <w:tcW w:type="dxa" w:w="1707"/>
-                  <w:shd w:val="clear" w:color="auto" w:fill="D6E8F7"/>
-                  <w:tcMar>
-                    <w:top w:w="50" w:type="dxa"/>
-                    <w:bottom w:w="50" w:type="dxa"/>
-                    <w:left w:w="100" w:type="dxa"/>
-                    <w:right w:w="100" w:type="dxa"/>
-                  </w:tcMar>
-                </w:tcPr>
-                <w:p>
-                  <w:pPr>
-                    <w:spacing w:before="0" w:after="0"/>
-                    <w:jc w:val="right"/>
-                  </w:pPr>
-                  <w:r>
-                    <w:rPr>
-                      <w:b/>
-                      <w:color w:val="2E6FBF"/>
-                      <w:sz w:val="17"/>
-                    </w:rPr>
                     <w:t>Tallas</w:t>
                   </w:r>
                 </w:p>
               </w:tc>
               <w:tc>
                 <w:tcPr>
-                  <w:tcW w:type="dxa" w:w="1707"/>
+                  <w:tcW w:type="dxa" w:w="3841"/>
                   <w:shd w:val="clear" w:color="auto" w:fill="D6E8F7"/>
                   <w:tcMar>
                     <w:top w:w="50" w:type="dxa"/>
@@ -250,7 +272,7 @@
             <w:tr>
               <w:tc>
                 <w:tcPr>
-                  <w:tcW w:type="dxa" w:w="1707"/>
+                  <w:tcW w:type="dxa" w:w="3841"/>
                   <w:shd w:val="clear" w:color="auto" w:fill="FFFFFF"/>
                   <w:tcMar>
                     <w:top w:w="48" w:type="dxa"/>
@@ -270,13 +292,13 @@
                       <w:color w:val="1A1A2E"/>
                       <w:sz w:val="18"/>
                     </w:rPr>
-                    <w:t>Preescolar</w:t>
+                    <w:t>2, 4, 6, 8</w:t>
                   </w:r>
                 </w:p>
               </w:tc>
               <w:tc>
                 <w:tcPr>
-                  <w:tcW w:type="dxa" w:w="1707"/>
+                  <w:tcW w:type="dxa" w:w="3841"/>
                   <w:shd w:val="clear" w:color="auto" w:fill="FFFFFF"/>
                   <w:tcMar>
                     <w:top w:w="48" w:type="dxa"/>
@@ -296,13 +318,95 @@
                       <w:color w:val="1E3A6E"/>
                       <w:sz w:val="18"/>
                     </w:rPr>
-                    <w:t>4, 6, 8</w:t>
+                    <w:t>$175</w:t>
+                  </w:r>
+                </w:p>
+              </w:tc>
+            </w:tr>
+            <w:tr>
+              <w:tc>
+                <w:tcPr>
+                  <w:tcW w:type="dxa" w:w="3841"/>
+                  <w:shd w:val="clear" w:color="auto" w:fill="EDF4FC"/>
+                  <w:tcMar>
+                    <w:top w:w="48" w:type="dxa"/>
+                    <w:bottom w:w="48" w:type="dxa"/>
+                    <w:left w:w="100" w:type="dxa"/>
+                    <w:right w:w="100" w:type="dxa"/>
+                  </w:tcMar>
+                </w:tcPr>
+                <w:p>
+                  <w:pPr>
+                    <w:spacing w:before="0" w:after="0"/>
+                    <w:jc w:val="left"/>
+                  </w:pPr>
+                  <w:r>
+                    <w:rPr>
+                      <w:b w:val="0"/>
+                      <w:color w:val="1A1A2E"/>
+                      <w:sz w:val="18"/>
+                    </w:rPr>
+                    <w:t>10, 12, 14, 16</w:t>
                   </w:r>
                 </w:p>
               </w:tc>
               <w:tc>
                 <w:tcPr>
-                  <w:tcW w:type="dxa" w:w="1707"/>
+                  <w:tcW w:type="dxa" w:w="3841"/>
+                  <w:shd w:val="clear" w:color="auto" w:fill="EDF4FC"/>
+                  <w:tcMar>
+                    <w:top w:w="48" w:type="dxa"/>
+                    <w:bottom w:w="48" w:type="dxa"/>
+                    <w:left w:w="100" w:type="dxa"/>
+                    <w:right w:w="100" w:type="dxa"/>
+                  </w:tcMar>
+                </w:tcPr>
+                <w:p>
+                  <w:pPr>
+                    <w:spacing w:before="0" w:after="0"/>
+                    <w:jc w:val="right"/>
+                  </w:pPr>
+                  <w:r>
+                    <w:rPr>
+                      <w:b/>
+                      <w:color w:val="1E3A6E"/>
+                      <w:sz w:val="18"/>
+                    </w:rPr>
+                    <w:t>$225</w:t>
+                  </w:r>
+                </w:p>
+              </w:tc>
+            </w:tr>
+            <w:tr>
+              <w:tc>
+                <w:tcPr>
+                  <w:tcW w:type="dxa" w:w="3841"/>
+                  <w:shd w:val="clear" w:color="auto" w:fill="FFFFFF"/>
+                  <w:tcMar>
+                    <w:top w:w="48" w:type="dxa"/>
+                    <w:bottom w:w="48" w:type="dxa"/>
+                    <w:left w:w="100" w:type="dxa"/>
+                    <w:right w:w="100" w:type="dxa"/>
+                  </w:tcMar>
+                </w:tcPr>
+                <w:p>
+                  <w:pPr>
+                    <w:spacing w:before="0" w:after="0"/>
+                    <w:jc w:val="left"/>
+                  </w:pPr>
+                  <w:r>
+                    <w:rPr>
+                      <w:b w:val="0"/>
+                      <w:color w:val="1A1A2E"/>
+                      <w:sz w:val="18"/>
+                    </w:rPr>
+                    <w:t>28, CH, MD, GD, EXG</w:t>
+                  </w:r>
+                </w:p>
+              </w:tc>
+              <w:tc>
+                <w:tcPr>
+                  <w:tcW w:type="dxa" w:w="3841"/>
                   <w:shd w:val="clear" w:color="auto" w:fill="FFFFFF"/>
                   <w:tcMar>
                     <w:top w:w="48" w:type="dxa"/>
@@ -322,7 +426,136 @@
                       <w:color w:val="1E3A6E"/>
                       <w:sz w:val="18"/>
                     </w:rPr>
-                    <w:t>$315</w:t>
+                    <w:t>$235</w:t>
+                  </w:r>
+                </w:p>
+              </w:tc>
+            </w:tr>
+          </w:tbl>
+          <w:p/>
+          <w:p>
+            <w:pPr>
+              <w:spacing w:before="0" w:after="80"/>
+            </w:pPr>
+          </w:p>
+        </w:tc>
+        <w:tc>
+          <w:tcPr>
+            <w:tcW w:type="dxa" w:w="7682"/>
+            <w:tcMar>
+              <w:top w:w="0" w:type="dxa"/>
+              <w:bottom w:w="0" w:type="dxa"/>
+              <w:left w:w="60" w:type="dxa"/>
+              <w:right w:w="60" w:type="dxa"/>
+            </w:tcMar>
+          </w:tcPr>
+          <w:p/>
+          <w:tbl>
+            <w:tblPr>
+              <w:tblW w:type="auto" w:w="0"/>
+              <w:tblLook w:firstColumn="1" w:firstRow="1" w:lastColumn="0" w:lastRow="0" w:noHBand="0" w:noVBand="1" w:val="04A0"/>
+              <w:tblBorders>
+                <w:top w:val="none"/>
+                <w:left w:val="none"/>
+                <w:bottom w:val="none"/>
+                <w:right w:val="none"/>
+                <w:insideH w:val="none"/>
+                <w:insideV w:val="none"/>
+              </w:tblBorders>
+            </w:tblPr>
+            <w:tblGrid>
+              <w:gridCol w:w="7682"/>
+            </w:tblGrid>
+            <w:tr>
+              <w:tc>
+                <w:tcPr>
+                  <w:tcW w:type="dxa" w:w="7682"/>
+                  <w:shd w:val="clear" w:color="auto" w:fill="2E6FBF"/>
+                  <w:tcMar>
+                    <w:top w:w="70" w:type="dxa"/>
+                    <w:bottom w:w="70" w:type="dxa"/>
+                    <w:left w:w="140" w:type="dxa"/>
+                    <w:right w:w="140" w:type="dxa"/>
+                  </w:tcMar>
+                </w:tcPr>
+                <w:p>
+                  <w:pPr>
+                    <w:spacing w:before="0" w:after="0"/>
+                    <w:jc w:val="left"/>
+                  </w:pPr>
+                  <w:r>
+                    <w:rPr>
+                      <w:b/>
+                      <w:color w:val="FFFFFF"/>
+                      <w:sz w:val="20"/>
+                    </w:rPr>
+                    <w:t>Básica Punto</w:t>
+                  </w:r>
+                </w:p>
+              </w:tc>
+            </w:tr>
+          </w:tbl>
+          <w:p/>
+          <w:tbl>
+            <w:tblPr>
+              <w:tblStyle w:val="TableGrid"/>
+              <w:tblW w:type="auto" w:w="0"/>
+              <w:tblLook w:firstColumn="1" w:firstRow="1" w:lastColumn="0" w:lastRow="0" w:noHBand="0" w:noVBand="1" w:val="04A0"/>
+            </w:tblPr>
+            <w:tblGrid>
+              <w:gridCol w:w="3841"/>
+              <w:gridCol w:w="3841"/>
+            </w:tblGrid>
+            <w:tr>
+              <w:tc>
+                <w:tcPr>
+                  <w:tcW w:type="dxa" w:w="3841"/>
+                  <w:shd w:val="clear" w:color="auto" w:fill="D6E8F7"/>
+                  <w:tcMar>
+                    <w:top w:w="50" w:type="dxa"/>
+                    <w:bottom w:w="50" w:type="dxa"/>
+                    <w:left w:w="100" w:type="dxa"/>
+                    <w:right w:w="100" w:type="dxa"/>
+                  </w:tcMar>
+                </w:tcPr>
+                <w:p>
+                  <w:pPr>
+                    <w:spacing w:before="0" w:after="0"/>
+                    <w:jc w:val="left"/>
+                  </w:pPr>
+                  <w:r>
+                    <w:rPr>
+                      <w:b/>
+                      <w:color w:val="2E6FBF"/>
+                      <w:sz w:val="17"/>
+                    </w:rPr>
+                    <w:t>Tallas</w:t>
+                  </w:r>
+                </w:p>
+              </w:tc>
+              <w:tc>
+                <w:tcPr>
+                  <w:tcW w:type="dxa" w:w="3841"/>
+                  <w:shd w:val="clear" w:color="auto" w:fill="D6E8F7"/>
+                  <w:tcMar>
+                    <w:top w:w="50" w:type="dxa"/>
+                    <w:bottom w:w="50" w:type="dxa"/>
+                    <w:left w:w="100" w:type="dxa"/>
+                    <w:right w:w="100" w:type="dxa"/>
+                  </w:tcMar>
+                </w:tcPr>
+                <w:p>
+                  <w:pPr>
+                    <w:spacing w:before="0" w:after="0"/>
+                    <w:jc w:val="right"/>
+                  </w:pPr>
+                  <w:r>
+                    <w:rPr>
+                      <w:b/>
+                      <w:color w:val="2E6FBF"/>
+                      <w:sz w:val="17"/>
+                    </w:rPr>
+                    <w:t>Precio</w:t>
                   </w:r>
                 </w:p>
               </w:tc>
@@ -330,7 +563,61 @@
             <w:tr>
               <w:tc>
                 <w:tcPr>
-                  <w:tcW w:type="dxa" w:w="1707"/>
+                  <w:tcW w:type="dxa" w:w="3841"/>
+                  <w:shd w:val="clear" w:color="auto" w:fill="FFFFFF"/>
+                  <w:tcMar>
+                    <w:top w:w="48" w:type="dxa"/>
+                    <w:bottom w:w="48" w:type="dxa"/>
+                    <w:left w:w="100" w:type="dxa"/>
+                    <w:right w:w="100" w:type="dxa"/>
+                  </w:tcMar>
+                </w:tcPr>
+                <w:p>
+                  <w:pPr>
+                    <w:spacing w:before="0" w:after="0"/>
+                    <w:jc w:val="left"/>
+                  </w:pPr>
+                  <w:r>
+                    <w:rPr>
+                      <w:b w:val="0"/>
+                      <w:color w:val="1A1A2E"/>
+                      <w:sz w:val="18"/>
+                    </w:rPr>
+                    <w:t>2, 4, 6, 8</w:t>
+                  </w:r>
+                </w:p>
+              </w:tc>
+              <w:tc>
+                <w:tcPr>
+                  <w:tcW w:type="dxa" w:w="3841"/>
+                  <w:shd w:val="clear" w:color="auto" w:fill="FFFFFF"/>
+                  <w:tcMar>
+                    <w:top w:w="48" w:type="dxa"/>
+                    <w:bottom w:w="48" w:type="dxa"/>
+                    <w:left w:w="100" w:type="dxa"/>
+                    <w:right w:w="100" w:type="dxa"/>
+                  </w:tcMar>
+                </w:tcPr>
+                <w:p>
+                  <w:pPr>
+                    <w:spacing w:before="0" w:after="0"/>
+                    <w:jc w:val="right"/>
+                  </w:pPr>
+                  <w:r>
+                    <w:rPr>
+                      <w:b/>
+                      <w:color w:val="1E3A6E"/>
+                      <w:sz w:val="18"/>
+                    </w:rPr>
+                    <w:t>$275</w:t>
+                  </w:r>
+                </w:p>
+              </w:tc>
+            </w:tr>
+            <w:tr>
+              <w:tc>
+                <w:tcPr>
+                  <w:tcW w:type="dxa" w:w="3841"/>
                   <w:shd w:val="clear" w:color="auto" w:fill="EDF4FC"/>
                   <w:tcMar>
                     <w:top w:w="48" w:type="dxa"/>
@@ -350,13 +637,13 @@
                       <w:color w:val="1A1A2E"/>
                       <w:sz w:val="18"/>
                     </w:rPr>
-                    <w:t>Primaria</w:t>
+                    <w:t>10, 12, 14, 16</w:t>
                   </w:r>
                 </w:p>
               </w:tc>
               <w:tc>
                 <w:tcPr>
-                  <w:tcW w:type="dxa" w:w="1707"/>
+                  <w:tcW w:type="dxa" w:w="3841"/>
                   <w:shd w:val="clear" w:color="auto" w:fill="EDF4FC"/>
                   <w:tcMar>
                     <w:top w:w="48" w:type="dxa"/>
@@ -376,33 +663,7 @@
                       <w:color w:val="1E3A6E"/>
                       <w:sz w:val="18"/>
                     </w:rPr>
-                    <w:t>4–16, CH, MD, GD</w:t>
-                  </w:r>
-                </w:p>
-              </w:tc>
-              <w:tc>
-                <w:tcPr>
-                  <w:tcW w:type="dxa" w:w="1707"/>
-                  <w:shd w:val="clear" w:color="auto" w:fill="EDF4FC"/>
-                  <w:tcMar>
-                    <w:top w:w="48" w:type="dxa"/>
-                    <w:bottom w:w="48" w:type="dxa"/>
-                    <w:left w:w="100" w:type="dxa"/>
-                    <w:right w:w="100" w:type="dxa"/>
-                  </w:tcMar>
-                </w:tcPr>
-                <w:p>
-                  <w:pPr>
-                    <w:spacing w:before="0" w:after="0"/>
-                    <w:jc w:val="right"/>
-                  </w:pPr>
-                  <w:r>
-                    <w:rPr>
-                      <w:b/>
-                      <w:color w:val="1E3A6E"/>
-                      <w:sz w:val="18"/>
-                    </w:rPr>
-                    <w:t>$335</w:t>
+                    <w:t>$295</w:t>
                   </w:r>
                 </w:p>
               </w:tc>
@@ -410,7 +671,7 @@
             <w:tr>
               <w:tc>
                 <w:tcPr>
-                  <w:tcW w:type="dxa" w:w="1707"/>
+                  <w:tcW w:type="dxa" w:w="3841"/>
                   <w:shd w:val="clear" w:color="auto" w:fill="FFFFFF"/>
                   <w:tcMar>
                     <w:top w:w="48" w:type="dxa"/>
@@ -430,39 +691,13 @@
                       <w:color w:val="1A1A2E"/>
                       <w:sz w:val="18"/>
                     </w:rPr>
-                    <w:t>Secundaria</w:t>
+                    <w:t>28, CH</w:t>
                   </w:r>
                 </w:p>
               </w:tc>
               <w:tc>
                 <w:tcPr>
-                  <w:tcW w:type="dxa" w:w="1707"/>
-                  <w:shd w:val="clear" w:color="auto" w:fill="FFFFFF"/>
-                  <w:tcMar>
-                    <w:top w:w="48" w:type="dxa"/>
-                    <w:bottom w:w="48" w:type="dxa"/>
-                    <w:left w:w="100" w:type="dxa"/>
-                    <w:right w:w="100" w:type="dxa"/>
-                  </w:tcMar>
-                </w:tcPr>
-                <w:p>
-                  <w:pPr>
-                    <w:spacing w:before="0" w:after="0"/>
-                    <w:jc w:val="right"/>
-                  </w:pPr>
-                  <w:r>
-                    <w:rPr>
-                      <w:b/>
-                      <w:color w:val="1E3A6E"/>
-                      <w:sz w:val="18"/>
-                    </w:rPr>
-                    <w:t>12–16, CH–EXG</w:t>
-                  </w:r>
-                </w:p>
-              </w:tc>
-              <w:tc>
-                <w:tcPr>
-                  <w:tcW w:type="dxa" w:w="1707"/>
+                  <w:tcW w:type="dxa" w:w="3841"/>
                   <w:shd w:val="clear" w:color="auto" w:fill="FFFFFF"/>
                   <w:tcMar>
                     <w:top w:w="48" w:type="dxa"/>
@@ -490,7 +725,7 @@
             <w:tr>
               <w:tc>
                 <w:tcPr>
-                  <w:tcW w:type="dxa" w:w="1707"/>
+                  <w:tcW w:type="dxa" w:w="3841"/>
                   <w:shd w:val="clear" w:color="auto" w:fill="EDF4FC"/>
                   <w:tcMar>
                     <w:top w:w="48" w:type="dxa"/>
@@ -510,13 +745,13 @@
                       <w:color w:val="1A1A2E"/>
                       <w:sz w:val="18"/>
                     </w:rPr>
-                    <w:t>Bachillerato</w:t>
+                    <w:t>MD, GD, EXG</w:t>
                   </w:r>
                 </w:p>
               </w:tc>
               <w:tc>
                 <w:tcPr>
-                  <w:tcW w:type="dxa" w:w="1707"/>
+                  <w:tcW w:type="dxa" w:w="3841"/>
                   <w:shd w:val="clear" w:color="auto" w:fill="EDF4FC"/>
                   <w:tcMar>
                     <w:top w:w="48" w:type="dxa"/>
@@ -536,14 +771,615 @@
                       <w:color w:val="1E3A6E"/>
                       <w:sz w:val="18"/>
                     </w:rPr>
-                    <w:t>12–16, CH–EXG</w:t>
+                    <w:t>$395</w:t>
+                  </w:r>
+                </w:p>
+              </w:tc>
+            </w:tr>
+          </w:tbl>
+          <w:p/>
+          <w:p>
+            <w:pPr>
+              <w:spacing w:before="0" w:after="80"/>
+            </w:pPr>
+          </w:p>
+        </w:tc>
+      </w:tr>
+    </w:tbl>
+    <w:p>
+      <w:pPr>
+        <w:spacing w:before="0" w:after="120"/>
+      </w:pPr>
+    </w:p>
+    <w:tbl>
+      <w:tblPr>
+        <w:tblW w:type="auto" w:w="0"/>
+        <w:tblLook w:firstColumn="1" w:firstRow="1" w:lastColumn="0" w:lastRow="0" w:noHBand="0" w:noVBand="1" w:val="04A0"/>
+        <w:tblBorders>
+          <w:top w:val="none"/>
+          <w:left w:val="none"/>
+          <w:bottom w:val="none"/>
+          <w:right w:val="none"/>
+          <w:insideH w:val="none"/>
+          <w:insideV w:val="none"/>
+        </w:tblBorders>
+      </w:tblPr>
+      <w:tblGrid>
+        <w:gridCol w:w="15364"/>
+      </w:tblGrid>
+      <w:tr>
+        <w:tc>
+          <w:tcPr>
+            <w:tcW w:type="dxa" w:w="15364"/>
+            <w:shd w:val="clear" w:color="auto" w:fill="C05A00"/>
+            <w:tcMar>
+              <w:top w:w="80" w:type="dxa"/>
+              <w:bottom w:w="80" w:type="dxa"/>
+              <w:left w:w="180" w:type="dxa"/>
+              <w:right w:w="180" w:type="dxa"/>
+            </w:tcMar>
+          </w:tcPr>
+          <w:p>
+            <w:pPr>
+              <w:spacing w:before="0" w:after="0"/>
+              <w:jc w:val="left"/>
+            </w:pPr>
+            <w:r>
+              <w:rPr>
+                <w:b/>
+                <w:color w:val="FFFFFF"/>
+                <w:sz w:val="22"/>
+              </w:rPr>
+              <w:t>Deportiva por nivel</w:t>
+            </w:r>
+          </w:p>
+        </w:tc>
+      </w:tr>
+    </w:tbl>
+    <w:p>
+      <w:pPr>
+        <w:spacing w:before="0" w:after="40"/>
+      </w:pPr>
+    </w:p>
+    <w:tbl>
+      <w:tblPr>
+        <w:tblW w:type="auto" w:w="0"/>
+        <w:tblLook w:firstColumn="1" w:firstRow="1" w:lastColumn="0" w:lastRow="0" w:noHBand="0" w:noVBand="1" w:val="04A0"/>
+        <w:jc w:val="center"/>
+        <w:tblBorders>
+          <w:top w:val="none"/>
+          <w:left w:val="none"/>
+          <w:bottom w:val="none"/>
+          <w:right w:val="none"/>
+          <w:insideH w:val="none"/>
+          <w:insideV w:val="none"/>
+        </w:tblBorders>
+      </w:tblPr>
+      <w:tblGrid>
+        <w:gridCol w:w="3841"/>
+        <w:gridCol w:w="3841"/>
+        <w:gridCol w:w="3841"/>
+        <w:gridCol w:w="3841"/>
+      </w:tblGrid>
+      <w:tr>
+        <w:tc>
+          <w:tcPr>
+            <w:tcW w:type="dxa" w:w="3841"/>
+            <w:tcMar>
+              <w:top w:w="0" w:type="dxa"/>
+              <w:bottom w:w="0" w:type="dxa"/>
+              <w:left w:w="60" w:type="dxa"/>
+              <w:right w:w="60" w:type="dxa"/>
+            </w:tcMar>
+          </w:tcPr>
+          <w:p/>
+          <w:tbl>
+            <w:tblPr>
+              <w:tblW w:type="auto" w:w="0"/>
+              <w:tblLook w:firstColumn="1" w:firstRow="1" w:lastColumn="0" w:lastRow="0" w:noHBand="0" w:noVBand="1" w:val="04A0"/>
+              <w:tblBorders>
+                <w:top w:val="none"/>
+                <w:left w:val="none"/>
+                <w:bottom w:val="none"/>
+                <w:right w:val="none"/>
+                <w:insideH w:val="none"/>
+                <w:insideV w:val="none"/>
+              </w:tblBorders>
+            </w:tblPr>
+            <w:tblGrid>
+              <w:gridCol w:w="3841"/>
+            </w:tblGrid>
+            <w:tr>
+              <w:tc>
+                <w:tcPr>
+                  <w:tcW w:type="dxa" w:w="3841"/>
+                  <w:shd w:val="clear" w:color="auto" w:fill="2E6FBF"/>
+                  <w:tcMar>
+                    <w:top w:w="70" w:type="dxa"/>
+                    <w:bottom w:w="70" w:type="dxa"/>
+                    <w:left w:w="140" w:type="dxa"/>
+                    <w:right w:w="140" w:type="dxa"/>
+                  </w:tcMar>
+                </w:tcPr>
+                <w:p>
+                  <w:pPr>
+                    <w:spacing w:before="0" w:after="0"/>
+                    <w:jc w:val="left"/>
+                  </w:pPr>
+                  <w:r>
+                    <w:rPr>
+                      <w:b/>
+                      <w:color w:val="FFFFFF"/>
+                      <w:sz w:val="20"/>
+                    </w:rPr>
+                    <w:t>Deportiva · Preescolar</w:t>
+                  </w:r>
+                </w:p>
+              </w:tc>
+            </w:tr>
+          </w:tbl>
+          <w:p/>
+          <w:tbl>
+            <w:tblPr>
+              <w:tblStyle w:val="TableGrid"/>
+              <w:tblW w:type="auto" w:w="0"/>
+              <w:tblLook w:firstColumn="1" w:firstRow="1" w:lastColumn="0" w:lastRow="0" w:noHBand="0" w:noVBand="1" w:val="04A0"/>
+            </w:tblPr>
+            <w:tblGrid>
+              <w:gridCol w:w="1920"/>
+              <w:gridCol w:w="1920"/>
+            </w:tblGrid>
+            <w:tr>
+              <w:tc>
+                <w:tcPr>
+                  <w:tcW w:type="dxa" w:w="1920"/>
+                  <w:shd w:val="clear" w:color="auto" w:fill="D6E8F7"/>
+                  <w:tcMar>
+                    <w:top w:w="50" w:type="dxa"/>
+                    <w:bottom w:w="50" w:type="dxa"/>
+                    <w:left w:w="100" w:type="dxa"/>
+                    <w:right w:w="100" w:type="dxa"/>
+                  </w:tcMar>
+                </w:tcPr>
+                <w:p>
+                  <w:pPr>
+                    <w:spacing w:before="0" w:after="0"/>
+                    <w:jc w:val="left"/>
+                  </w:pPr>
+                  <w:r>
+                    <w:rPr>
+                      <w:b/>
+                      <w:color w:val="2E6FBF"/>
+                      <w:sz w:val="17"/>
+                    </w:rPr>
+                    <w:t>Tallas</w:t>
                   </w:r>
                 </w:p>
               </w:tc>
               <w:tc>
                 <w:tcPr>
-                  <w:tcW w:type="dxa" w:w="1707"/>
-                  <w:shd w:val="clear" w:color="auto" w:fill="EDF4FC"/>
+                  <w:tcW w:type="dxa" w:w="1920"/>
+                  <w:shd w:val="clear" w:color="auto" w:fill="D6E8F7"/>
+                  <w:tcMar>
+                    <w:top w:w="50" w:type="dxa"/>
+                    <w:bottom w:w="50" w:type="dxa"/>
+                    <w:left w:w="100" w:type="dxa"/>
+                    <w:right w:w="100" w:type="dxa"/>
+                  </w:tcMar>
+                </w:tcPr>
+                <w:p>
+                  <w:pPr>
+                    <w:spacing w:before="0" w:after="0"/>
+                    <w:jc w:val="right"/>
+                  </w:pPr>
+                  <w:r>
+                    <w:rPr>
+                      <w:b/>
+                      <w:color w:val="2E6FBF"/>
+                      <w:sz w:val="17"/>
+                    </w:rPr>
+                    <w:t>Precio</w:t>
+                  </w:r>
+                </w:p>
+              </w:tc>
+            </w:tr>
+            <w:tr>
+              <w:tc>
+                <w:tcPr>
+                  <w:tcW w:type="dxa" w:w="1920"/>
+                  <w:shd w:val="clear" w:color="auto" w:fill="FFFFFF"/>
+                  <w:tcMar>
+                    <w:top w:w="48" w:type="dxa"/>
+                    <w:bottom w:w="48" w:type="dxa"/>
+                    <w:left w:w="100" w:type="dxa"/>
+                    <w:right w:w="100" w:type="dxa"/>
+                  </w:tcMar>
+                </w:tcPr>
+                <w:p>
+                  <w:pPr>
+                    <w:spacing w:before="0" w:after="0"/>
+                    <w:jc w:val="left"/>
+                  </w:pPr>
+                  <w:r>
+                    <w:rPr>
+                      <w:b w:val="0"/>
+                      <w:color w:val="1A1A2E"/>
+                      <w:sz w:val="18"/>
+                    </w:rPr>
+                    <w:t>4, 6, 8, 10</w:t>
+                  </w:r>
+                </w:p>
+              </w:tc>
+              <w:tc>
+                <w:tcPr>
+                  <w:tcW w:type="dxa" w:w="1920"/>
+                  <w:shd w:val="clear" w:color="auto" w:fill="FFFFFF"/>
+                  <w:tcMar>
+                    <w:top w:w="48" w:type="dxa"/>
+                    <w:bottom w:w="48" w:type="dxa"/>
+                    <w:left w:w="100" w:type="dxa"/>
+                    <w:right w:w="100" w:type="dxa"/>
+                  </w:tcMar>
+                </w:tcPr>
+                <w:p>
+                  <w:pPr>
+                    <w:spacing w:before="0" w:after="0"/>
+                    <w:jc w:val="right"/>
+                  </w:pPr>
+                  <w:r>
+                    <w:rPr>
+                      <w:b/>
+                      <w:color w:val="1E3A6E"/>
+                      <w:sz w:val="18"/>
+                    </w:rPr>
+                    <w:t>$315</w:t>
+                  </w:r>
+                </w:p>
+              </w:tc>
+            </w:tr>
+          </w:tbl>
+          <w:p/>
+          <w:p>
+            <w:pPr>
+              <w:spacing w:before="0" w:after="80"/>
+            </w:pPr>
+          </w:p>
+        </w:tc>
+        <w:tc>
+          <w:tcPr>
+            <w:tcW w:type="dxa" w:w="3841"/>
+            <w:tcMar>
+              <w:top w:w="0" w:type="dxa"/>
+              <w:bottom w:w="0" w:type="dxa"/>
+              <w:left w:w="60" w:type="dxa"/>
+              <w:right w:w="60" w:type="dxa"/>
+            </w:tcMar>
+          </w:tcPr>
+          <w:p/>
+          <w:tbl>
+            <w:tblPr>
+              <w:tblW w:type="auto" w:w="0"/>
+              <w:tblLook w:firstColumn="1" w:firstRow="1" w:lastColumn="0" w:lastRow="0" w:noHBand="0" w:noVBand="1" w:val="04A0"/>
+              <w:tblBorders>
+                <w:top w:val="none"/>
+                <w:left w:val="none"/>
+                <w:bottom w:val="none"/>
+                <w:right w:val="none"/>
+                <w:insideH w:val="none"/>
+                <w:insideV w:val="none"/>
+              </w:tblBorders>
+            </w:tblPr>
+            <w:tblGrid>
+              <w:gridCol w:w="3841"/>
+            </w:tblGrid>
+            <w:tr>
+              <w:tc>
+                <w:tcPr>
+                  <w:tcW w:type="dxa" w:w="3841"/>
+                  <w:shd w:val="clear" w:color="auto" w:fill="2E6FBF"/>
+                  <w:tcMar>
+                    <w:top w:w="70" w:type="dxa"/>
+                    <w:bottom w:w="70" w:type="dxa"/>
+                    <w:left w:w="140" w:type="dxa"/>
+                    <w:right w:w="140" w:type="dxa"/>
+                  </w:tcMar>
+                </w:tcPr>
+                <w:p>
+                  <w:pPr>
+                    <w:spacing w:before="0" w:after="0"/>
+                    <w:jc w:val="left"/>
+                  </w:pPr>
+                  <w:r>
+                    <w:rPr>
+                      <w:b/>
+                      <w:color w:val="FFFFFF"/>
+                      <w:sz w:val="20"/>
+                    </w:rPr>
+                    <w:t>Deportiva · Primaria</w:t>
+                  </w:r>
+                </w:p>
+              </w:tc>
+            </w:tr>
+          </w:tbl>
+          <w:p/>
+          <w:tbl>
+            <w:tblPr>
+              <w:tblStyle w:val="TableGrid"/>
+              <w:tblW w:type="auto" w:w="0"/>
+              <w:tblLook w:firstColumn="1" w:firstRow="1" w:lastColumn="0" w:lastRow="0" w:noHBand="0" w:noVBand="1" w:val="04A0"/>
+            </w:tblPr>
+            <w:tblGrid>
+              <w:gridCol w:w="1920"/>
+              <w:gridCol w:w="1920"/>
+            </w:tblGrid>
+            <w:tr>
+              <w:tc>
+                <w:tcPr>
+                  <w:tcW w:type="dxa" w:w="1920"/>
+                  <w:shd w:val="clear" w:color="auto" w:fill="D6E8F7"/>
+                  <w:tcMar>
+                    <w:top w:w="50" w:type="dxa"/>
+                    <w:bottom w:w="50" w:type="dxa"/>
+                    <w:left w:w="100" w:type="dxa"/>
+                    <w:right w:w="100" w:type="dxa"/>
+                  </w:tcMar>
+                </w:tcPr>
+                <w:p>
+                  <w:pPr>
+                    <w:spacing w:before="0" w:after="0"/>
+                    <w:jc w:val="left"/>
+                  </w:pPr>
+                  <w:r>
+                    <w:rPr>
+                      <w:b/>
+                      <w:color w:val="2E6FBF"/>
+                      <w:sz w:val="17"/>
+                    </w:rPr>
+                    <w:t>Tallas</w:t>
+                  </w:r>
+                </w:p>
+              </w:tc>
+              <w:tc>
+                <w:tcPr>
+                  <w:tcW w:type="dxa" w:w="1920"/>
+                  <w:shd w:val="clear" w:color="auto" w:fill="D6E8F7"/>
+                  <w:tcMar>
+                    <w:top w:w="50" w:type="dxa"/>
+                    <w:bottom w:w="50" w:type="dxa"/>
+                    <w:left w:w="100" w:type="dxa"/>
+                    <w:right w:w="100" w:type="dxa"/>
+                  </w:tcMar>
+                </w:tcPr>
+                <w:p>
+                  <w:pPr>
+                    <w:spacing w:before="0" w:after="0"/>
+                    <w:jc w:val="right"/>
+                  </w:pPr>
+                  <w:r>
+                    <w:rPr>
+                      <w:b/>
+                      <w:color w:val="2E6FBF"/>
+                      <w:sz w:val="17"/>
+                    </w:rPr>
+                    <w:t>Precio</w:t>
+                  </w:r>
+                </w:p>
+              </w:tc>
+            </w:tr>
+            <w:tr>
+              <w:tc>
+                <w:tcPr>
+                  <w:tcW w:type="dxa" w:w="1920"/>
+                  <w:shd w:val="clear" w:color="auto" w:fill="FFFFFF"/>
+                  <w:tcMar>
+                    <w:top w:w="48" w:type="dxa"/>
+                    <w:bottom w:w="48" w:type="dxa"/>
+                    <w:left w:w="100" w:type="dxa"/>
+                    <w:right w:w="100" w:type="dxa"/>
+                  </w:tcMar>
+                </w:tcPr>
+                <w:p>
+                  <w:pPr>
+                    <w:spacing w:before="0" w:after="0"/>
+                    <w:jc w:val="left"/>
+                  </w:pPr>
+                  <w:r>
+                    <w:rPr>
+                      <w:b w:val="0"/>
+                      <w:color w:val="1A1A2E"/>
+                      <w:sz w:val="18"/>
+                    </w:rPr>
+                    <w:t>4, 6, 8, 10, 12, 14, 16, CH, MD, GD</w:t>
+                  </w:r>
+                </w:p>
+              </w:tc>
+              <w:tc>
+                <w:tcPr>
+                  <w:tcW w:type="dxa" w:w="1920"/>
+                  <w:shd w:val="clear" w:color="auto" w:fill="FFFFFF"/>
+                  <w:tcMar>
+                    <w:top w:w="48" w:type="dxa"/>
+                    <w:bottom w:w="48" w:type="dxa"/>
+                    <w:left w:w="100" w:type="dxa"/>
+                    <w:right w:w="100" w:type="dxa"/>
+                  </w:tcMar>
+                </w:tcPr>
+                <w:p>
+                  <w:pPr>
+                    <w:spacing w:before="0" w:after="0"/>
+                    <w:jc w:val="right"/>
+                  </w:pPr>
+                  <w:r>
+                    <w:rPr>
+                      <w:b/>
+                      <w:color w:val="1E3A6E"/>
+                      <w:sz w:val="18"/>
+                    </w:rPr>
+                    <w:t>$335</w:t>
+                  </w:r>
+                </w:p>
+              </w:tc>
+            </w:tr>
+          </w:tbl>
+          <w:p/>
+          <w:p>
+            <w:pPr>
+              <w:spacing w:before="0" w:after="80"/>
+            </w:pPr>
+          </w:p>
+        </w:tc>
+        <w:tc>
+          <w:tcPr>
+            <w:tcW w:type="dxa" w:w="3841"/>
+            <w:tcMar>
+              <w:top w:w="0" w:type="dxa"/>
+              <w:bottom w:w="0" w:type="dxa"/>
+              <w:left w:w="60" w:type="dxa"/>
+              <w:right w:w="60" w:type="dxa"/>
+            </w:tcMar>
+          </w:tcPr>
+          <w:p/>
+          <w:tbl>
+            <w:tblPr>
+              <w:tblW w:type="auto" w:w="0"/>
+              <w:tblLook w:firstColumn="1" w:firstRow="1" w:lastColumn="0" w:lastRow="0" w:noHBand="0" w:noVBand="1" w:val="04A0"/>
+              <w:tblBorders>
+                <w:top w:val="none"/>
+                <w:left w:val="none"/>
+                <w:bottom w:val="none"/>
+                <w:right w:val="none"/>
+                <w:insideH w:val="none"/>
+                <w:insideV w:val="none"/>
+              </w:tblBorders>
+            </w:tblPr>
+            <w:tblGrid>
+              <w:gridCol w:w="3841"/>
+            </w:tblGrid>
+            <w:tr>
+              <w:tc>
+                <w:tcPr>
+                  <w:tcW w:type="dxa" w:w="3841"/>
+                  <w:shd w:val="clear" w:color="auto" w:fill="2E6FBF"/>
+                  <w:tcMar>
+                    <w:top w:w="70" w:type="dxa"/>
+                    <w:bottom w:w="70" w:type="dxa"/>
+                    <w:left w:w="140" w:type="dxa"/>
+                    <w:right w:w="140" w:type="dxa"/>
+                  </w:tcMar>
+                </w:tcPr>
+                <w:p>
+                  <w:pPr>
+                    <w:spacing w:before="0" w:after="0"/>
+                    <w:jc w:val="left"/>
+                  </w:pPr>
+                  <w:r>
+                    <w:rPr>
+                      <w:b/>
+                      <w:color w:val="FFFFFF"/>
+                      <w:sz w:val="20"/>
+                    </w:rPr>
+                    <w:t>Deportiva · Secundaria</w:t>
+                  </w:r>
+                </w:p>
+              </w:tc>
+            </w:tr>
+          </w:tbl>
+          <w:p/>
+          <w:tbl>
+            <w:tblPr>
+              <w:tblStyle w:val="TableGrid"/>
+              <w:tblW w:type="auto" w:w="0"/>
+              <w:tblLook w:firstColumn="1" w:firstRow="1" w:lastColumn="0" w:lastRow="0" w:noHBand="0" w:noVBand="1" w:val="04A0"/>
+            </w:tblPr>
+            <w:tblGrid>
+              <w:gridCol w:w="1920"/>
+              <w:gridCol w:w="1920"/>
+            </w:tblGrid>
+            <w:tr>
+              <w:tc>
+                <w:tcPr>
+                  <w:tcW w:type="dxa" w:w="1920"/>
+                  <w:shd w:val="clear" w:color="auto" w:fill="D6E8F7"/>
+                  <w:tcMar>
+                    <w:top w:w="50" w:type="dxa"/>
+                    <w:bottom w:w="50" w:type="dxa"/>
+                    <w:left w:w="100" w:type="dxa"/>
+                    <w:right w:w="100" w:type="dxa"/>
+                  </w:tcMar>
+                </w:tcPr>
+                <w:p>
+                  <w:pPr>
+                    <w:spacing w:before="0" w:after="0"/>
+                    <w:jc w:val="left"/>
+                  </w:pPr>
+                  <w:r>
+                    <w:rPr>
+                      <w:b/>
+                      <w:color w:val="2E6FBF"/>
+                      <w:sz w:val="17"/>
+                    </w:rPr>
+                    <w:t>Tallas</w:t>
+                  </w:r>
+                </w:p>
+              </w:tc>
+              <w:tc>
+                <w:tcPr>
+                  <w:tcW w:type="dxa" w:w="1920"/>
+                  <w:shd w:val="clear" w:color="auto" w:fill="D6E8F7"/>
+                  <w:tcMar>
+                    <w:top w:w="50" w:type="dxa"/>
+                    <w:bottom w:w="50" w:type="dxa"/>
+                    <w:left w:w="100" w:type="dxa"/>
+                    <w:right w:w="100" w:type="dxa"/>
+                  </w:tcMar>
+                </w:tcPr>
+                <w:p>
+                  <w:pPr>
+                    <w:spacing w:before="0" w:after="0"/>
+                    <w:jc w:val="right"/>
+                  </w:pPr>
+                  <w:r>
+                    <w:rPr>
+                      <w:b/>
+                      <w:color w:val="2E6FBF"/>
+                      <w:sz w:val="17"/>
+                    </w:rPr>
+                    <w:t>Precio</w:t>
+                  </w:r>
+                </w:p>
+              </w:tc>
+            </w:tr>
+            <w:tr>
+              <w:tc>
+                <w:tcPr>
+                  <w:tcW w:type="dxa" w:w="1920"/>
+                  <w:shd w:val="clear" w:color="auto" w:fill="FFFFFF"/>
+                  <w:tcMar>
+                    <w:top w:w="48" w:type="dxa"/>
+                    <w:bottom w:w="48" w:type="dxa"/>
+                    <w:left w:w="100" w:type="dxa"/>
+                    <w:right w:w="100" w:type="dxa"/>
+                  </w:tcMar>
+                </w:tcPr>
+                <w:p>
+                  <w:pPr>
+                    <w:spacing w:before="0" w:after="0"/>
+                    <w:jc w:val="left"/>
+                  </w:pPr>
+                  <w:r>
+                    <w:rPr>
+                      <w:b w:val="0"/>
+                      <w:color w:val="1A1A2E"/>
+                      <w:sz w:val="18"/>
+                    </w:rPr>
+                    <w:t>10, 12, 14, 16, CH, MD, GD, EXG</w:t>
+                  </w:r>
+                </w:p>
+              </w:tc>
+              <w:tc>
+                <w:tcPr>
+                  <w:tcW w:type="dxa" w:w="1920"/>
+                  <w:shd w:val="clear" w:color="auto" w:fill="FFFFFF"/>
                   <w:tcMar>
                     <w:top w:w="48" w:type="dxa"/>
                     <w:bottom w:w="48" w:type="dxa"/>
@@ -577,7 +1413,7 @@
         </w:tc>
         <w:tc>
           <w:tcPr>
-            <w:tcW w:type="dxa" w:w="5121"/>
+            <w:tcW w:type="dxa" w:w="3841"/>
             <w:tcMar>
               <w:top w:w="0" w:type="dxa"/>
               <w:bottom w:w="0" w:type="dxa"/>
@@ -600,12 +1436,12 @@
               </w:tblBorders>
             </w:tblPr>
             <w:tblGrid>
-              <w:gridCol w:w="5121"/>
+              <w:gridCol w:w="3841"/>
             </w:tblGrid>
             <w:tr>
               <w:tc>
                 <w:tcPr>
-                  <w:tcW w:type="dxa" w:w="5121"/>
+                  <w:tcW w:type="dxa" w:w="3841"/>
                   <w:shd w:val="clear" w:color="auto" w:fill="2E6FBF"/>
                   <w:tcMar>
                     <w:top w:w="70" w:type="dxa"/>
@@ -625,7 +1461,7 @@
                       <w:color w:val="FFFFFF"/>
                       <w:sz w:val="20"/>
                     </w:rPr>
-                    <w:t>Básica Liso</w:t>
+                    <w:t>Deportiva · Bachillerato</w:t>
                   </w:r>
                 </w:p>
               </w:tc>
@@ -639,13 +1475,13 @@
               <w:tblLook w:firstColumn="1" w:firstRow="1" w:lastColumn="0" w:lastRow="0" w:noHBand="0" w:noVBand="1" w:val="04A0"/>
             </w:tblPr>
             <w:tblGrid>
-              <w:gridCol w:w="2560"/>
-              <w:gridCol w:w="2560"/>
+              <w:gridCol w:w="1920"/>
+              <w:gridCol w:w="1920"/>
             </w:tblGrid>
             <w:tr>
               <w:tc>
                 <w:tcPr>
-                  <w:tcW w:type="dxa" w:w="2560"/>
+                  <w:tcW w:type="dxa" w:w="1920"/>
                   <w:shd w:val="clear" w:color="auto" w:fill="D6E8F7"/>
                   <w:tcMar>
                     <w:top w:w="50" w:type="dxa"/>
@@ -671,7 +1507,7 @@
               </w:tc>
               <w:tc>
                 <w:tcPr>
-                  <w:tcW w:type="dxa" w:w="2560"/>
+                  <w:tcW w:type="dxa" w:w="1920"/>
                   <w:shd w:val="clear" w:color="auto" w:fill="D6E8F7"/>
                   <w:tcMar>
                     <w:top w:w="50" w:type="dxa"/>
@@ -699,7 +1535,7 @@
             <w:tr>
               <w:tc>
                 <w:tcPr>
-                  <w:tcW w:type="dxa" w:w="2560"/>
+                  <w:tcW w:type="dxa" w:w="1920"/>
                   <w:shd w:val="clear" w:color="auto" w:fill="FFFFFF"/>
                   <w:tcMar>
                     <w:top w:w="48" w:type="dxa"/>
@@ -719,466 +1555,13 @@
                       <w:color w:val="1A1A2E"/>
                       <w:sz w:val="18"/>
                     </w:rPr>
-                    <w:t>2, 4, 6, 8</w:t>
+                    <w:t>12, 14, 16, CH, MD, GD, EXG</w:t>
                   </w:r>
                 </w:p>
               </w:tc>
               <w:tc>
                 <w:tcPr>
-                  <w:tcW w:type="dxa" w:w="2560"/>
-                  <w:shd w:val="clear" w:color="auto" w:fill="FFFFFF"/>
-                  <w:tcMar>
-                    <w:top w:w="48" w:type="dxa"/>
-                    <w:bottom w:w="48" w:type="dxa"/>
-                    <w:left w:w="100" w:type="dxa"/>
-                    <w:right w:w="100" w:type="dxa"/>
-                  </w:tcMar>
-                </w:tcPr>
-                <w:p>
-                  <w:pPr>
-                    <w:spacing w:before="0" w:after="0"/>
-                    <w:jc w:val="right"/>
-                  </w:pPr>
-                  <w:r>
-                    <w:rPr>
-                      <w:b/>
-                      <w:color w:val="1E3A6E"/>
-                      <w:sz w:val="18"/>
-                    </w:rPr>
-                    <w:t>$175</w:t>
-                  </w:r>
-                </w:p>
-              </w:tc>
-            </w:tr>
-            <w:tr>
-              <w:tc>
-                <w:tcPr>
-                  <w:tcW w:type="dxa" w:w="2560"/>
-                  <w:shd w:val="clear" w:color="auto" w:fill="EDF4FC"/>
-                  <w:tcMar>
-                    <w:top w:w="48" w:type="dxa"/>
-                    <w:bottom w:w="48" w:type="dxa"/>
-                    <w:left w:w="100" w:type="dxa"/>
-                    <w:right w:w="100" w:type="dxa"/>
-                  </w:tcMar>
-                </w:tcPr>
-                <w:p>
-                  <w:pPr>
-                    <w:spacing w:before="0" w:after="0"/>
-                    <w:jc w:val="left"/>
-                  </w:pPr>
-                  <w:r>
-                    <w:rPr>
-                      <w:b w:val="0"/>
-                      <w:color w:val="1A1A2E"/>
-                      <w:sz w:val="18"/>
-                    </w:rPr>
-                    <w:t>10, 12</w:t>
-                  </w:r>
-                </w:p>
-              </w:tc>
-              <w:tc>
-                <w:tcPr>
-                  <w:tcW w:type="dxa" w:w="2560"/>
-                  <w:shd w:val="clear" w:color="auto" w:fill="EDF4FC"/>
-                  <w:tcMar>
-                    <w:top w:w="48" w:type="dxa"/>
-                    <w:bottom w:w="48" w:type="dxa"/>
-                    <w:left w:w="100" w:type="dxa"/>
-                    <w:right w:w="100" w:type="dxa"/>
-                  </w:tcMar>
-                </w:tcPr>
-                <w:p>
-                  <w:pPr>
-                    <w:spacing w:before="0" w:after="0"/>
-                    <w:jc w:val="right"/>
-                  </w:pPr>
-                  <w:r>
-                    <w:rPr>
-                      <w:b/>
-                      <w:color w:val="1E3A6E"/>
-                      <w:sz w:val="18"/>
-                    </w:rPr>
-                    <w:t>$195</w:t>
-                  </w:r>
-                </w:p>
-              </w:tc>
-            </w:tr>
-            <w:tr>
-              <w:tc>
-                <w:tcPr>
-                  <w:tcW w:type="dxa" w:w="2560"/>
-                  <w:shd w:val="clear" w:color="auto" w:fill="FFFFFF"/>
-                  <w:tcMar>
-                    <w:top w:w="48" w:type="dxa"/>
-                    <w:bottom w:w="48" w:type="dxa"/>
-                    <w:left w:w="100" w:type="dxa"/>
-                    <w:right w:w="100" w:type="dxa"/>
-                  </w:tcMar>
-                </w:tcPr>
-                <w:p>
-                  <w:pPr>
-                    <w:spacing w:before="0" w:after="0"/>
-                    <w:jc w:val="left"/>
-                  </w:pPr>
-                  <w:r>
-                    <w:rPr>
-                      <w:b w:val="0"/>
-                      <w:color w:val="1A1A2E"/>
-                      <w:sz w:val="18"/>
-                    </w:rPr>
-                    <w:t>14, 16</w:t>
-                  </w:r>
-                </w:p>
-              </w:tc>
-              <w:tc>
-                <w:tcPr>
-                  <w:tcW w:type="dxa" w:w="2560"/>
-                  <w:shd w:val="clear" w:color="auto" w:fill="FFFFFF"/>
-                  <w:tcMar>
-                    <w:top w:w="48" w:type="dxa"/>
-                    <w:bottom w:w="48" w:type="dxa"/>
-                    <w:left w:w="100" w:type="dxa"/>
-                    <w:right w:w="100" w:type="dxa"/>
-                  </w:tcMar>
-                </w:tcPr>
-                <w:p>
-                  <w:pPr>
-                    <w:spacing w:before="0" w:after="0"/>
-                    <w:jc w:val="right"/>
-                  </w:pPr>
-                  <w:r>
-                    <w:rPr>
-                      <w:b/>
-                      <w:color w:val="1E3A6E"/>
-                      <w:sz w:val="18"/>
-                    </w:rPr>
-                    <w:t>$215</w:t>
-                  </w:r>
-                </w:p>
-              </w:tc>
-            </w:tr>
-            <w:tr>
-              <w:tc>
-                <w:tcPr>
-                  <w:tcW w:type="dxa" w:w="2560"/>
-                  <w:shd w:val="clear" w:color="auto" w:fill="EDF4FC"/>
-                  <w:tcMar>
-                    <w:top w:w="48" w:type="dxa"/>
-                    <w:bottom w:w="48" w:type="dxa"/>
-                    <w:left w:w="100" w:type="dxa"/>
-                    <w:right w:w="100" w:type="dxa"/>
-                  </w:tcMar>
-                </w:tcPr>
-                <w:p>
-                  <w:pPr>
-                    <w:spacing w:before="0" w:after="0"/>
-                    <w:jc w:val="left"/>
-                  </w:pPr>
-                  <w:r>
-                    <w:rPr>
-                      <w:b w:val="0"/>
-                      <w:color w:val="1A1A2E"/>
-                      <w:sz w:val="18"/>
-                    </w:rPr>
-                    <w:t>28, CH, MD, GD, EXG</w:t>
-                  </w:r>
-                </w:p>
-              </w:tc>
-              <w:tc>
-                <w:tcPr>
-                  <w:tcW w:type="dxa" w:w="2560"/>
-                  <w:shd w:val="clear" w:color="auto" w:fill="EDF4FC"/>
-                  <w:tcMar>
-                    <w:top w:w="48" w:type="dxa"/>
-                    <w:bottom w:w="48" w:type="dxa"/>
-                    <w:left w:w="100" w:type="dxa"/>
-                    <w:right w:w="100" w:type="dxa"/>
-                  </w:tcMar>
-                </w:tcPr>
-                <w:p>
-                  <w:pPr>
-                    <w:spacing w:before="0" w:after="0"/>
-                    <w:jc w:val="right"/>
-                  </w:pPr>
-                  <w:r>
-                    <w:rPr>
-                      <w:b/>
-                      <w:color w:val="1E3A6E"/>
-                      <w:sz w:val="18"/>
-                    </w:rPr>
-                    <w:t>$235</w:t>
-                  </w:r>
-                </w:p>
-              </w:tc>
-            </w:tr>
-          </w:tbl>
-          <w:p/>
-          <w:p>
-            <w:pPr>
-              <w:spacing w:before="0" w:after="80"/>
-            </w:pPr>
-          </w:p>
-        </w:tc>
-        <w:tc>
-          <w:tcPr>
-            <w:tcW w:type="dxa" w:w="5121"/>
-            <w:tcMar>
-              <w:top w:w="0" w:type="dxa"/>
-              <w:bottom w:w="0" w:type="dxa"/>
-              <w:left w:w="60" w:type="dxa"/>
-              <w:right w:w="60" w:type="dxa"/>
-            </w:tcMar>
-          </w:tcPr>
-          <w:p/>
-          <w:tbl>
-            <w:tblPr>
-              <w:tblW w:type="auto" w:w="0"/>
-              <w:tblLook w:firstColumn="1" w:firstRow="1" w:lastColumn="0" w:lastRow="0" w:noHBand="0" w:noVBand="1" w:val="04A0"/>
-              <w:tblBorders>
-                <w:top w:val="none"/>
-                <w:left w:val="none"/>
-                <w:bottom w:val="none"/>
-                <w:right w:val="none"/>
-                <w:insideH w:val="none"/>
-                <w:insideV w:val="none"/>
-              </w:tblBorders>
-            </w:tblPr>
-            <w:tblGrid>
-              <w:gridCol w:w="5121"/>
-            </w:tblGrid>
-            <w:tr>
-              <w:tc>
-                <w:tcPr>
-                  <w:tcW w:type="dxa" w:w="5121"/>
-                  <w:shd w:val="clear" w:color="auto" w:fill="2E6FBF"/>
-                  <w:tcMar>
-                    <w:top w:w="70" w:type="dxa"/>
-                    <w:bottom w:w="70" w:type="dxa"/>
-                    <w:left w:w="140" w:type="dxa"/>
-                    <w:right w:w="140" w:type="dxa"/>
-                  </w:tcMar>
-                </w:tcPr>
-                <w:p>
-                  <w:pPr>
-                    <w:spacing w:before="0" w:after="0"/>
-                    <w:jc w:val="left"/>
-                  </w:pPr>
-                  <w:r>
-                    <w:rPr>
-                      <w:b/>
-                      <w:color w:val="FFFFFF"/>
-                      <w:sz w:val="20"/>
-                    </w:rPr>
-                    <w:t>Básica Punto</w:t>
-                  </w:r>
-                </w:p>
-              </w:tc>
-            </w:tr>
-          </w:tbl>
-          <w:p/>
-          <w:tbl>
-            <w:tblPr>
-              <w:tblStyle w:val="TableGrid"/>
-              <w:tblW w:type="auto" w:w="0"/>
-              <w:tblLook w:firstColumn="1" w:firstRow="1" w:lastColumn="0" w:lastRow="0" w:noHBand="0" w:noVBand="1" w:val="04A0"/>
-            </w:tblPr>
-            <w:tblGrid>
-              <w:gridCol w:w="2560"/>
-              <w:gridCol w:w="2560"/>
-            </w:tblGrid>
-            <w:tr>
-              <w:tc>
-                <w:tcPr>
-                  <w:tcW w:type="dxa" w:w="2560"/>
-                  <w:shd w:val="clear" w:color="auto" w:fill="D6E8F7"/>
-                  <w:tcMar>
-                    <w:top w:w="50" w:type="dxa"/>
-                    <w:bottom w:w="50" w:type="dxa"/>
-                    <w:left w:w="100" w:type="dxa"/>
-                    <w:right w:w="100" w:type="dxa"/>
-                  </w:tcMar>
-                </w:tcPr>
-                <w:p>
-                  <w:pPr>
-                    <w:spacing w:before="0" w:after="0"/>
-                    <w:jc w:val="left"/>
-                  </w:pPr>
-                  <w:r>
-                    <w:rPr>
-                      <w:b/>
-                      <w:color w:val="2E6FBF"/>
-                      <w:sz w:val="17"/>
-                    </w:rPr>
-                    <w:t>Tallas</w:t>
-                  </w:r>
-                </w:p>
-              </w:tc>
-              <w:tc>
-                <w:tcPr>
-                  <w:tcW w:type="dxa" w:w="2560"/>
-                  <w:shd w:val="clear" w:color="auto" w:fill="D6E8F7"/>
-                  <w:tcMar>
-                    <w:top w:w="50" w:type="dxa"/>
-                    <w:bottom w:w="50" w:type="dxa"/>
-                    <w:left w:w="100" w:type="dxa"/>
-                    <w:right w:w="100" w:type="dxa"/>
-                  </w:tcMar>
-                </w:tcPr>
-                <w:p>
-                  <w:pPr>
-                    <w:spacing w:before="0" w:after="0"/>
-                    <w:jc w:val="right"/>
-                  </w:pPr>
-                  <w:r>
-                    <w:rPr>
-                      <w:b/>
-                      <w:color w:val="2E6FBF"/>
-                      <w:sz w:val="17"/>
-                    </w:rPr>
-                    <w:t>Precio</w:t>
-                  </w:r>
-                </w:p>
-              </w:tc>
-            </w:tr>
-            <w:tr>
-              <w:tc>
-                <w:tcPr>
-                  <w:tcW w:type="dxa" w:w="2560"/>
-                  <w:shd w:val="clear" w:color="auto" w:fill="FFFFFF"/>
-                  <w:tcMar>
-                    <w:top w:w="48" w:type="dxa"/>
-                    <w:bottom w:w="48" w:type="dxa"/>
-                    <w:left w:w="100" w:type="dxa"/>
-                    <w:right w:w="100" w:type="dxa"/>
-                  </w:tcMar>
-                </w:tcPr>
-                <w:p>
-                  <w:pPr>
-                    <w:spacing w:before="0" w:after="0"/>
-                    <w:jc w:val="left"/>
-                  </w:pPr>
-                  <w:r>
-                    <w:rPr>
-                      <w:b w:val="0"/>
-                      <w:color w:val="1A1A2E"/>
-                      <w:sz w:val="18"/>
-                    </w:rPr>
-                    <w:t>2, 4, 6, 8</w:t>
-                  </w:r>
-                </w:p>
-              </w:tc>
-              <w:tc>
-                <w:tcPr>
-                  <w:tcW w:type="dxa" w:w="2560"/>
-                  <w:shd w:val="clear" w:color="auto" w:fill="FFFFFF"/>
-                  <w:tcMar>
-                    <w:top w:w="48" w:type="dxa"/>
-                    <w:bottom w:w="48" w:type="dxa"/>
-                    <w:left w:w="100" w:type="dxa"/>
-                    <w:right w:w="100" w:type="dxa"/>
-                  </w:tcMar>
-                </w:tcPr>
-                <w:p>
-                  <w:pPr>
-                    <w:spacing w:before="0" w:after="0"/>
-                    <w:jc w:val="right"/>
-                  </w:pPr>
-                  <w:r>
-                    <w:rPr>
-                      <w:b/>
-                      <w:color w:val="1E3A6E"/>
-                      <w:sz w:val="18"/>
-                    </w:rPr>
-                    <w:t>$275</w:t>
-                  </w:r>
-                </w:p>
-              </w:tc>
-            </w:tr>
-            <w:tr>
-              <w:tc>
-                <w:tcPr>
-                  <w:tcW w:type="dxa" w:w="2560"/>
-                  <w:shd w:val="clear" w:color="auto" w:fill="EDF4FC"/>
-                  <w:tcMar>
-                    <w:top w:w="48" w:type="dxa"/>
-                    <w:bottom w:w="48" w:type="dxa"/>
-                    <w:left w:w="100" w:type="dxa"/>
-                    <w:right w:w="100" w:type="dxa"/>
-                  </w:tcMar>
-                </w:tcPr>
-                <w:p>
-                  <w:pPr>
-                    <w:spacing w:before="0" w:after="0"/>
-                    <w:jc w:val="left"/>
-                  </w:pPr>
-                  <w:r>
-                    <w:rPr>
-                      <w:b w:val="0"/>
-                      <w:color w:val="1A1A2E"/>
-                      <w:sz w:val="18"/>
-                    </w:rPr>
-                    <w:t>10, 12, 14, 16</w:t>
-                  </w:r>
-                </w:p>
-              </w:tc>
-              <w:tc>
-                <w:tcPr>
-                  <w:tcW w:type="dxa" w:w="2560"/>
-                  <w:shd w:val="clear" w:color="auto" w:fill="EDF4FC"/>
-                  <w:tcMar>
-                    <w:top w:w="48" w:type="dxa"/>
-                    <w:bottom w:w="48" w:type="dxa"/>
-                    <w:left w:w="100" w:type="dxa"/>
-                    <w:right w:w="100" w:type="dxa"/>
-                  </w:tcMar>
-                </w:tcPr>
-                <w:p>
-                  <w:pPr>
-                    <w:spacing w:before="0" w:after="0"/>
-                    <w:jc w:val="right"/>
-                  </w:pPr>
-                  <w:r>
-                    <w:rPr>
-                      <w:b/>
-                      <w:color w:val="1E3A6E"/>
-                      <w:sz w:val="18"/>
-                    </w:rPr>
-                    <w:t>$295</w:t>
-                  </w:r>
-                </w:p>
-              </w:tc>
-            </w:tr>
-            <w:tr>
-              <w:tc>
-                <w:tcPr>
-                  <w:tcW w:type="dxa" w:w="2560"/>
-                  <w:shd w:val="clear" w:color="auto" w:fill="FFFFFF"/>
-                  <w:tcMar>
-                    <w:top w:w="48" w:type="dxa"/>
-                    <w:bottom w:w="48" w:type="dxa"/>
-                    <w:left w:w="100" w:type="dxa"/>
-                    <w:right w:w="100" w:type="dxa"/>
-                  </w:tcMar>
-                </w:tcPr>
-                <w:p>
-                  <w:pPr>
-                    <w:spacing w:before="0" w:after="0"/>
-                    <w:jc w:val="left"/>
-                  </w:pPr>
-                  <w:r>
-                    <w:rPr>
-                      <w:b w:val="0"/>
-                      <w:color w:val="1A1A2E"/>
-                      <w:sz w:val="18"/>
-                    </w:rPr>
-                    <w:t>28, CH</w:t>
-                  </w:r>
-                </w:p>
-              </w:tc>
-              <w:tc>
-                <w:tcPr>
-                  <w:tcW w:type="dxa" w:w="2560"/>
+                  <w:tcW w:type="dxa" w:w="1920"/>
                   <w:shd w:val="clear" w:color="auto" w:fill="FFFFFF"/>
                   <w:tcMar>
                     <w:top w:w="48" w:type="dxa"/>
@@ -1203,168 +1586,6 @@
                 </w:p>
               </w:tc>
             </w:tr>
-            <w:tr>
-              <w:tc>
-                <w:tcPr>
-                  <w:tcW w:type="dxa" w:w="2560"/>
-                  <w:shd w:val="clear" w:color="auto" w:fill="EDF4FC"/>
-                  <w:tcMar>
-                    <w:top w:w="48" w:type="dxa"/>
-                    <w:bottom w:w="48" w:type="dxa"/>
-                    <w:left w:w="100" w:type="dxa"/>
-                    <w:right w:w="100" w:type="dxa"/>
-                  </w:tcMar>
-                </w:tcPr>
-                <w:p>
-                  <w:pPr>
-                    <w:spacing w:before="0" w:after="0"/>
-                    <w:jc w:val="left"/>
-                  </w:pPr>
-                  <w:r>
-                    <w:rPr>
-                      <w:b w:val="0"/>
-                      <w:color w:val="1A1A2E"/>
-                      <w:sz w:val="18"/>
-                    </w:rPr>
-                    <w:t>MD</w:t>
-                  </w:r>
-                </w:p>
-              </w:tc>
-              <w:tc>
-                <w:tcPr>
-                  <w:tcW w:type="dxa" w:w="2560"/>
-                  <w:shd w:val="clear" w:color="auto" w:fill="EDF4FC"/>
-                  <w:tcMar>
-                    <w:top w:w="48" w:type="dxa"/>
-                    <w:bottom w:w="48" w:type="dxa"/>
-                    <w:left w:w="100" w:type="dxa"/>
-                    <w:right w:w="100" w:type="dxa"/>
-                  </w:tcMar>
-                </w:tcPr>
-                <w:p>
-                  <w:pPr>
-                    <w:spacing w:before="0" w:after="0"/>
-                    <w:jc w:val="right"/>
-                  </w:pPr>
-                  <w:r>
-                    <w:rPr>
-                      <w:b/>
-                      <w:color w:val="1E3A6E"/>
-                      <w:sz w:val="18"/>
-                    </w:rPr>
-                    <w:t>$395</w:t>
-                  </w:r>
-                </w:p>
-              </w:tc>
-            </w:tr>
-            <w:tr>
-              <w:tc>
-                <w:tcPr>
-                  <w:tcW w:type="dxa" w:w="2560"/>
-                  <w:shd w:val="clear" w:color="auto" w:fill="FFFFFF"/>
-                  <w:tcMar>
-                    <w:top w:w="48" w:type="dxa"/>
-                    <w:bottom w:w="48" w:type="dxa"/>
-                    <w:left w:w="100" w:type="dxa"/>
-                    <w:right w:w="100" w:type="dxa"/>
-                  </w:tcMar>
-                </w:tcPr>
-                <w:p>
-                  <w:pPr>
-                    <w:spacing w:before="0" w:after="0"/>
-                    <w:jc w:val="left"/>
-                  </w:pPr>
-                  <w:r>
-                    <w:rPr>
-                      <w:b w:val="0"/>
-                      <w:color w:val="1A1A2E"/>
-                      <w:sz w:val="18"/>
-                    </w:rPr>
-                    <w:t>GD</w:t>
-                  </w:r>
-                </w:p>
-              </w:tc>
-              <w:tc>
-                <w:tcPr>
-                  <w:tcW w:type="dxa" w:w="2560"/>
-                  <w:shd w:val="clear" w:color="auto" w:fill="FFFFFF"/>
-                  <w:tcMar>
-                    <w:top w:w="48" w:type="dxa"/>
-                    <w:bottom w:w="48" w:type="dxa"/>
-                    <w:left w:w="100" w:type="dxa"/>
-                    <w:right w:w="100" w:type="dxa"/>
-                  </w:tcMar>
-                </w:tcPr>
-                <w:p>
-                  <w:pPr>
-                    <w:spacing w:before="0" w:after="0"/>
-                    <w:jc w:val="right"/>
-                  </w:pPr>
-                  <w:r>
-                    <w:rPr>
-                      <w:b/>
-                      <w:color w:val="1E3A6E"/>
-                      <w:sz w:val="18"/>
-                    </w:rPr>
-                    <w:t>$405</w:t>
-                  </w:r>
-                </w:p>
-              </w:tc>
-            </w:tr>
-            <w:tr>
-              <w:tc>
-                <w:tcPr>
-                  <w:tcW w:type="dxa" w:w="2560"/>
-                  <w:shd w:val="clear" w:color="auto" w:fill="EDF4FC"/>
-                  <w:tcMar>
-                    <w:top w:w="48" w:type="dxa"/>
-                    <w:bottom w:w="48" w:type="dxa"/>
-                    <w:left w:w="100" w:type="dxa"/>
-                    <w:right w:w="100" w:type="dxa"/>
-                  </w:tcMar>
-                </w:tcPr>
-                <w:p>
-                  <w:pPr>
-                    <w:spacing w:before="0" w:after="0"/>
-                    <w:jc w:val="left"/>
-                  </w:pPr>
-                  <w:r>
-                    <w:rPr>
-                      <w:b w:val="0"/>
-                      <w:color w:val="1A1A2E"/>
-                      <w:sz w:val="18"/>
-                    </w:rPr>
-                    <w:t>EXG</w:t>
-                  </w:r>
-                </w:p>
-              </w:tc>
-              <w:tc>
-                <w:tcPr>
-                  <w:tcW w:type="dxa" w:w="2560"/>
-                  <w:shd w:val="clear" w:color="auto" w:fill="EDF4FC"/>
-                  <w:tcMar>
-                    <w:top w:w="48" w:type="dxa"/>
-                    <w:bottom w:w="48" w:type="dxa"/>
-                    <w:left w:w="100" w:type="dxa"/>
-                    <w:right w:w="100" w:type="dxa"/>
-                  </w:tcMar>
-                </w:tcPr>
-                <w:p>
-                  <w:pPr>
-                    <w:spacing w:before="0" w:after="0"/>
-                    <w:jc w:val="right"/>
-                  </w:pPr>
-                  <w:r>
-                    <w:rPr>
-                      <w:b/>
-                      <w:color w:val="1E3A6E"/>
-                      <w:sz w:val="18"/>
-                    </w:rPr>
-                    <w:t>$415</w:t>
-                  </w:r>
-                </w:p>
-              </w:tc>
-            </w:tr>
           </w:tbl>
           <w:p/>
           <w:p>
@@ -1379,32 +1600,6 @@
       <w:pPr>
         <w:spacing w:before="0" w:after="120"/>
       </w:pPr>
-    </w:p>
-    <w:p>
-      <w:pPr>
-        <w:spacing w:before="0" w:after="40"/>
-      </w:pPr>
-      <w:r>
-        <w:rPr>
-          <w:i/>
-          <w:color w:val="666666"/>
-          <w:sz w:val="17"/>
-        </w:rPr>
-        <w:t xml:space="preserve">  No heredar precios de Chamarra Básica a Chamarra Deportiva.</w:t>
-      </w:r>
-    </w:p>
-    <w:p>
-      <w:pPr>
-        <w:spacing w:before="0" w:after="40"/>
-      </w:pPr>
-      <w:r>
-        <w:rPr>
-          <w:i/>
-          <w:color w:val="666666"/>
-          <w:sz w:val="17"/>
-        </w:rPr>
-        <w:t xml:space="preserve">  Si una prenda ya tiene precio mayor marcado, se respeta.</w:t>
-      </w:r>
     </w:p>
     <w:sectPr>
       <w:pgSz w:w="16838" w:h="11906" w:orient="landscape"/>
